--- a/done/lab_1/отчёт.docx
+++ b/done/lab_1/отчёт.docx
@@ -75,25 +75,25 @@
           <w:sz w:val="24"/>
           <w:szCs w:val="24"/>
         </w:rPr>
-        <w:t xml:space="preserve">Северо-Кавказский </w:t>
-      </w:r>
-      <w:proofErr w:type="gramStart"/>
-      <w:r>
+        <w:t>Северо-Кавказский горно-металлургический институт</w:t>
+      </w:r>
+    </w:p>
+    <w:p>
+      <w:pPr>
+        <w:jc w:val="center"/>
         <w:rPr>
           <w:rFonts w:ascii="Times New Roman" w:hAnsi="Times New Roman" w:cs="Times New Roman"/>
           <w:sz w:val="24"/>
           <w:szCs w:val="24"/>
         </w:rPr>
-        <w:t>горно-металлургический</w:t>
-      </w:r>
-      <w:proofErr w:type="gramEnd"/>
+      </w:pPr>
       <w:r>
         <w:rPr>
           <w:rFonts w:ascii="Times New Roman" w:hAnsi="Times New Roman" w:cs="Times New Roman"/>
           <w:sz w:val="24"/>
           <w:szCs w:val="24"/>
         </w:rPr>
-        <w:t xml:space="preserve"> институт</w:t>
+        <w:t>(государственный технический университет)</w:t>
       </w:r>
     </w:p>
     <w:p>
@@ -105,28 +105,28 @@
           <w:szCs w:val="24"/>
         </w:rPr>
       </w:pPr>
-      <w:r>
+    </w:p>
+    <w:p>
+      <w:pPr>
+        <w:spacing w:line="240" w:lineRule="auto"/>
+        <w:jc w:val="center"/>
         <w:rPr>
           <w:rFonts w:ascii="Times New Roman" w:hAnsi="Times New Roman" w:cs="Times New Roman"/>
           <w:sz w:val="24"/>
           <w:szCs w:val="24"/>
         </w:rPr>
-        <w:t>(государственный технический университет)</w:t>
-      </w:r>
-    </w:p>
-    <w:p>
-      <w:pPr>
-        <w:jc w:val="center"/>
+      </w:pPr>
+      <w:r>
         <w:rPr>
           <w:rFonts w:ascii="Times New Roman" w:hAnsi="Times New Roman" w:cs="Times New Roman"/>
           <w:sz w:val="24"/>
           <w:szCs w:val="24"/>
         </w:rPr>
-      </w:pPr>
-    </w:p>
-    <w:p>
-      <w:pPr>
-        <w:spacing w:line="240" w:lineRule="auto"/>
+        <w:t>Факультет информационных технологий и электронной техники</w:t>
+      </w:r>
+    </w:p>
+    <w:p>
+      <w:pPr>
         <w:jc w:val="center"/>
         <w:rPr>
           <w:rFonts w:ascii="Times New Roman" w:hAnsi="Times New Roman" w:cs="Times New Roman"/>
@@ -140,7 +140,7 @@
           <w:sz w:val="24"/>
           <w:szCs w:val="24"/>
         </w:rPr>
-        <w:t>Факультет информационных технологий и электронной техники</w:t>
+        <w:t>Кафедра «Информатики и вычислительной техники»</w:t>
       </w:r>
     </w:p>
     <w:p>
@@ -152,24 +152,26 @@
           <w:szCs w:val="24"/>
         </w:rPr>
       </w:pPr>
-      <w:r>
-        <w:rPr>
-          <w:rFonts w:ascii="Times New Roman" w:hAnsi="Times New Roman" w:cs="Times New Roman"/>
-          <w:sz w:val="24"/>
-          <w:szCs w:val="24"/>
-        </w:rPr>
-        <w:t>Кафедра «Информатики и вычислительной техники»</w:t>
-      </w:r>
     </w:p>
     <w:p>
       <w:pPr>
         <w:jc w:val="center"/>
         <w:rPr>
           <w:rFonts w:ascii="Times New Roman" w:hAnsi="Times New Roman" w:cs="Times New Roman"/>
-          <w:sz w:val="24"/>
-          <w:szCs w:val="24"/>
-        </w:rPr>
-      </w:pPr>
+          <w:b/>
+          <w:sz w:val="28"/>
+          <w:szCs w:val="28"/>
+        </w:rPr>
+      </w:pPr>
+      <w:r>
+        <w:rPr>
+          <w:rFonts w:ascii="Times New Roman" w:hAnsi="Times New Roman" w:cs="Times New Roman"/>
+          <w:b/>
+          <w:sz w:val="28"/>
+          <w:szCs w:val="28"/>
+        </w:rPr>
+        <w:t>Отчет по лабораторной работе №1</w:t>
+      </w:r>
     </w:p>
     <w:p>
       <w:pPr>
@@ -184,26 +186,6 @@
       <w:r>
         <w:rPr>
           <w:rFonts w:ascii="Times New Roman" w:hAnsi="Times New Roman" w:cs="Times New Roman"/>
-          <w:b/>
-          <w:sz w:val="28"/>
-          <w:szCs w:val="28"/>
-        </w:rPr>
-        <w:t>Отчет по лабораторной работе №1</w:t>
-      </w:r>
-    </w:p>
-    <w:p>
-      <w:pPr>
-        <w:jc w:val="center"/>
-        <w:rPr>
-          <w:rFonts w:ascii="Times New Roman" w:hAnsi="Times New Roman" w:cs="Times New Roman"/>
-          <w:b/>
-          <w:sz w:val="28"/>
-          <w:szCs w:val="28"/>
-        </w:rPr>
-      </w:pPr>
-      <w:r>
-        <w:rPr>
-          <w:rFonts w:ascii="Times New Roman" w:hAnsi="Times New Roman" w:cs="Times New Roman"/>
           <w:bCs/>
           <w:sz w:val="28"/>
           <w:szCs w:val="28"/>
@@ -217,27 +199,25 @@
           <w:sz w:val="28"/>
           <w:szCs w:val="28"/>
         </w:rPr>
-        <w:t xml:space="preserve"> Системы </w:t>
-      </w:r>
-      <w:proofErr w:type="spellStart"/>
-      <w:r>
-        <w:rPr>
-          <w:rFonts w:ascii="Times New Roman" w:hAnsi="Times New Roman" w:cs="Times New Roman"/>
-          <w:b/>
-          <w:sz w:val="28"/>
-          <w:szCs w:val="28"/>
-        </w:rPr>
-        <w:t>искуственного</w:t>
-      </w:r>
-      <w:proofErr w:type="spellEnd"/>
-      <w:r>
-        <w:rPr>
-          <w:rFonts w:ascii="Times New Roman" w:hAnsi="Times New Roman" w:cs="Times New Roman"/>
-          <w:b/>
-          <w:sz w:val="28"/>
-          <w:szCs w:val="28"/>
-        </w:rPr>
-        <w:t xml:space="preserve"> интеллекта</w:t>
+        <w:t xml:space="preserve"> Системы искус</w:t>
+      </w:r>
+      <w:r>
+        <w:rPr>
+          <w:rFonts w:ascii="Times New Roman" w:hAnsi="Times New Roman" w:cs="Times New Roman"/>
+          <w:b/>
+          <w:sz w:val="28"/>
+          <w:szCs w:val="28"/>
+        </w:rPr>
+        <w:t>с</w:t>
+      </w:r>
+      <w:r>
+        <w:rPr>
+          <w:rFonts w:ascii="Times New Roman" w:hAnsi="Times New Roman" w:cs="Times New Roman"/>
+          <w:b/>
+          <w:sz w:val="28"/>
+          <w:szCs w:val="28"/>
+        </w:rPr>
+        <w:t>твенного интеллекта</w:t>
       </w:r>
     </w:p>
     <w:p>
@@ -335,15 +315,7 @@
           <w:sz w:val="24"/>
           <w:szCs w:val="24"/>
         </w:rPr>
-        <w:t>Степанян К</w:t>
-      </w:r>
-      <w:r>
-        <w:rPr>
-          <w:rFonts w:ascii="Times New Roman" w:hAnsi="Times New Roman" w:cs="Times New Roman"/>
-          <w:sz w:val="24"/>
-          <w:szCs w:val="24"/>
-        </w:rPr>
-        <w:t>.</w:t>
+        <w:t>Степанян К.</w:t>
       </w:r>
     </w:p>
     <w:p>
@@ -1130,27 +1102,7 @@
           <w:szCs w:val="28"/>
         </w:rPr>
         <w:br/>
-        <w:t>гурман(X</w:t>
-      </w:r>
-      <w:proofErr w:type="gramStart"/>
-      <w:r>
-        <w:rPr>
-          <w:rFonts w:ascii="Times New Roman" w:eastAsia="SimSun" w:hAnsi="Times New Roman" w:cs="Times New Roman"/>
-          <w:color w:val="000000" w:themeColor="text1"/>
-          <w:sz w:val="28"/>
-          <w:szCs w:val="28"/>
-        </w:rPr>
-        <w:t>) :</w:t>
-      </w:r>
-      <w:proofErr w:type="gramEnd"/>
-      <w:r>
-        <w:rPr>
-          <w:rFonts w:ascii="Times New Roman" w:eastAsia="SimSun" w:hAnsi="Times New Roman" w:cs="Times New Roman"/>
-          <w:color w:val="000000" w:themeColor="text1"/>
-          <w:sz w:val="28"/>
-          <w:szCs w:val="28"/>
-        </w:rPr>
-        <w:t>- человек(X), любит(X, еду).</w:t>
+        <w:t>гурман(X) :- человек(X), любит(X, еду).</w:t>
       </w:r>
       <w:r>
         <w:rPr>
@@ -2153,13 +2105,7 @@
         </w:rPr>
       </w:pPr>
       <w:r>
-        <w:t>Пример и</w:t>
-      </w:r>
-      <w:r>
-        <w:t>спользовани</w:t>
-      </w:r>
-      <w:r>
-        <w:t>я</w:t>
+        <w:t>Пример использования</w:t>
       </w:r>
       <w:r>
         <w:t>:</w:t>
@@ -2448,6 +2394,806 @@
         </w:rPr>
         <w:t>(роза).</w:t>
       </w:r>
+    </w:p>
+    <w:p>
+      <w:pPr>
+        <w:jc w:val="both"/>
+        <w:rPr>
+          <w:rFonts w:ascii="Times New Roman" w:hAnsi="Times New Roman" w:cs="Times New Roman"/>
+          <w:color w:val="000000" w:themeColor="text1"/>
+          <w:sz w:val="28"/>
+          <w:szCs w:val="28"/>
+        </w:rPr>
+      </w:pPr>
+    </w:p>
+    <w:p>
+      <w:pPr>
+        <w:jc w:val="both"/>
+        <w:rPr>
+          <w:rFonts w:ascii="Times New Roman" w:hAnsi="Times New Roman" w:cs="Times New Roman"/>
+          <w:b/>
+          <w:bCs/>
+          <w:color w:val="000000" w:themeColor="text1"/>
+          <w:sz w:val="28"/>
+          <w:szCs w:val="28"/>
+        </w:rPr>
+      </w:pPr>
+      <w:r>
+        <w:rPr>
+          <w:rFonts w:ascii="Times New Roman" w:hAnsi="Times New Roman" w:cs="Times New Roman"/>
+          <w:b/>
+          <w:bCs/>
+          <w:color w:val="000000" w:themeColor="text1"/>
+          <w:sz w:val="28"/>
+          <w:szCs w:val="28"/>
+        </w:rPr>
+        <w:t>Практическое применение: Построение модели знаний</w:t>
+      </w:r>
+    </w:p>
+    <w:p>
+      <w:pPr>
+        <w:jc w:val="both"/>
+        <w:rPr>
+          <w:rFonts w:ascii="Times New Roman" w:hAnsi="Times New Roman" w:cs="Times New Roman"/>
+          <w:color w:val="000000" w:themeColor="text1"/>
+          <w:sz w:val="28"/>
+          <w:szCs w:val="28"/>
+        </w:rPr>
+      </w:pPr>
+      <w:r>
+        <w:rPr>
+          <w:rFonts w:ascii="Times New Roman" w:hAnsi="Times New Roman" w:cs="Times New Roman"/>
+          <w:color w:val="000000" w:themeColor="text1"/>
+          <w:sz w:val="28"/>
+          <w:szCs w:val="28"/>
+        </w:rPr>
+        <w:lastRenderedPageBreak/>
+        <w:t xml:space="preserve">В рамках изучения систем искусственного интеллекта была построена модель представления знаний в предметной области </w:t>
+      </w:r>
+      <w:r>
+        <w:rPr>
+          <w:rFonts w:ascii="Times New Roman" w:hAnsi="Times New Roman" w:cs="Times New Roman"/>
+          <w:b/>
+          <w:bCs/>
+          <w:color w:val="000000" w:themeColor="text1"/>
+          <w:sz w:val="28"/>
+          <w:szCs w:val="28"/>
+        </w:rPr>
+        <w:t>"Кухня (приготовление пищи)"</w:t>
+      </w:r>
+      <w:r>
+        <w:rPr>
+          <w:rFonts w:ascii="Times New Roman" w:hAnsi="Times New Roman" w:cs="Times New Roman"/>
+          <w:color w:val="000000" w:themeColor="text1"/>
+          <w:sz w:val="28"/>
+          <w:szCs w:val="28"/>
+        </w:rPr>
+        <w:t xml:space="preserve"> в виде графа.</w:t>
+      </w:r>
+    </w:p>
+    <w:p>
+      <w:pPr>
+        <w:jc w:val="both"/>
+        <w:rPr>
+          <w:rFonts w:ascii="Times New Roman" w:hAnsi="Times New Roman" w:cs="Times New Roman"/>
+          <w:b/>
+          <w:bCs/>
+          <w:color w:val="000000" w:themeColor="text1"/>
+          <w:sz w:val="28"/>
+          <w:szCs w:val="28"/>
+        </w:rPr>
+      </w:pPr>
+      <w:r>
+        <w:rPr>
+          <w:rFonts w:ascii="Times New Roman" w:hAnsi="Times New Roman" w:cs="Times New Roman"/>
+          <w:b/>
+          <w:bCs/>
+          <w:color w:val="000000" w:themeColor="text1"/>
+          <w:sz w:val="28"/>
+          <w:szCs w:val="28"/>
+        </w:rPr>
+        <w:t>Описание модели</w:t>
+      </w:r>
+    </w:p>
+    <w:p>
+      <w:pPr>
+        <w:jc w:val="both"/>
+        <w:rPr>
+          <w:rFonts w:ascii="Times New Roman" w:hAnsi="Times New Roman" w:cs="Times New Roman"/>
+          <w:color w:val="000000" w:themeColor="text1"/>
+          <w:sz w:val="28"/>
+          <w:szCs w:val="28"/>
+        </w:rPr>
+      </w:pPr>
+      <w:r>
+        <w:rPr>
+          <w:rFonts w:ascii="Times New Roman" w:hAnsi="Times New Roman" w:cs="Times New Roman"/>
+          <w:color w:val="000000" w:themeColor="text1"/>
+          <w:sz w:val="28"/>
+          <w:szCs w:val="28"/>
+        </w:rPr>
+        <w:t>Модель знаний включает три основных типа узлов:</w:t>
+      </w:r>
+    </w:p>
+    <w:p>
+      <w:pPr>
+        <w:jc w:val="both"/>
+        <w:rPr>
+          <w:rFonts w:ascii="Times New Roman" w:hAnsi="Times New Roman" w:cs="Times New Roman"/>
+          <w:color w:val="000000" w:themeColor="text1"/>
+          <w:sz w:val="28"/>
+          <w:szCs w:val="28"/>
+        </w:rPr>
+      </w:pPr>
+      <w:r>
+        <w:rPr>
+          <w:rFonts w:ascii="Times New Roman" w:hAnsi="Times New Roman" w:cs="Times New Roman"/>
+          <w:b/>
+          <w:bCs/>
+          <w:color w:val="000000" w:themeColor="text1"/>
+          <w:sz w:val="28"/>
+          <w:szCs w:val="28"/>
+        </w:rPr>
+        <w:t>Факты (Ф)</w:t>
+      </w:r>
+      <w:r>
+        <w:rPr>
+          <w:rFonts w:ascii="Times New Roman" w:hAnsi="Times New Roman" w:cs="Times New Roman"/>
+          <w:color w:val="000000" w:themeColor="text1"/>
+          <w:sz w:val="28"/>
+          <w:szCs w:val="28"/>
+        </w:rPr>
+        <w:t xml:space="preserve"> — начальные условия и доступные ресурсы:</w:t>
+      </w:r>
+    </w:p>
+    <w:p>
+      <w:pPr>
+        <w:numPr>
+          <w:ilvl w:val="0"/>
+          <w:numId w:val="6"/>
+        </w:numPr>
+        <w:jc w:val="both"/>
+        <w:rPr>
+          <w:rFonts w:ascii="Times New Roman" w:hAnsi="Times New Roman" w:cs="Times New Roman"/>
+          <w:color w:val="000000" w:themeColor="text1"/>
+          <w:sz w:val="28"/>
+          <w:szCs w:val="28"/>
+        </w:rPr>
+      </w:pPr>
+      <w:r>
+        <w:rPr>
+          <w:rFonts w:ascii="Times New Roman" w:hAnsi="Times New Roman" w:cs="Times New Roman"/>
+          <w:color w:val="000000" w:themeColor="text1"/>
+          <w:sz w:val="28"/>
+          <w:szCs w:val="28"/>
+        </w:rPr>
+        <w:t>Ф1: Есть курица</w:t>
+      </w:r>
+    </w:p>
+    <w:p>
+      <w:pPr>
+        <w:numPr>
+          <w:ilvl w:val="0"/>
+          <w:numId w:val="6"/>
+        </w:numPr>
+        <w:jc w:val="both"/>
+        <w:rPr>
+          <w:rFonts w:ascii="Times New Roman" w:hAnsi="Times New Roman" w:cs="Times New Roman"/>
+          <w:color w:val="000000" w:themeColor="text1"/>
+          <w:sz w:val="28"/>
+          <w:szCs w:val="28"/>
+        </w:rPr>
+      </w:pPr>
+      <w:r>
+        <w:rPr>
+          <w:rFonts w:ascii="Times New Roman" w:hAnsi="Times New Roman" w:cs="Times New Roman"/>
+          <w:color w:val="000000" w:themeColor="text1"/>
+          <w:sz w:val="28"/>
+          <w:szCs w:val="28"/>
+        </w:rPr>
+        <w:t>Ф2: Есть овощи (морковь, лук)</w:t>
+      </w:r>
+    </w:p>
+    <w:p>
+      <w:pPr>
+        <w:numPr>
+          <w:ilvl w:val="0"/>
+          <w:numId w:val="6"/>
+        </w:numPr>
+        <w:jc w:val="both"/>
+        <w:rPr>
+          <w:rFonts w:ascii="Times New Roman" w:hAnsi="Times New Roman" w:cs="Times New Roman"/>
+          <w:color w:val="000000" w:themeColor="text1"/>
+          <w:sz w:val="28"/>
+          <w:szCs w:val="28"/>
+        </w:rPr>
+      </w:pPr>
+      <w:r>
+        <w:rPr>
+          <w:rFonts w:ascii="Times New Roman" w:hAnsi="Times New Roman" w:cs="Times New Roman"/>
+          <w:color w:val="000000" w:themeColor="text1"/>
+          <w:sz w:val="28"/>
+          <w:szCs w:val="28"/>
+        </w:rPr>
+        <w:t>Ф3: Есть рис</w:t>
+      </w:r>
+    </w:p>
+    <w:p>
+      <w:pPr>
+        <w:numPr>
+          <w:ilvl w:val="0"/>
+          <w:numId w:val="6"/>
+        </w:numPr>
+        <w:jc w:val="both"/>
+        <w:rPr>
+          <w:rFonts w:ascii="Times New Roman" w:hAnsi="Times New Roman" w:cs="Times New Roman"/>
+          <w:color w:val="000000" w:themeColor="text1"/>
+          <w:sz w:val="28"/>
+          <w:szCs w:val="28"/>
+        </w:rPr>
+      </w:pPr>
+      <w:r>
+        <w:rPr>
+          <w:rFonts w:ascii="Times New Roman" w:hAnsi="Times New Roman" w:cs="Times New Roman"/>
+          <w:color w:val="000000" w:themeColor="text1"/>
+          <w:sz w:val="28"/>
+          <w:szCs w:val="28"/>
+        </w:rPr>
+        <w:t>Ф4: Духовка разогрета до 180°C</w:t>
+      </w:r>
+    </w:p>
+    <w:p>
+      <w:pPr>
+        <w:numPr>
+          <w:ilvl w:val="0"/>
+          <w:numId w:val="6"/>
+        </w:numPr>
+        <w:jc w:val="both"/>
+        <w:rPr>
+          <w:rFonts w:ascii="Times New Roman" w:hAnsi="Times New Roman" w:cs="Times New Roman"/>
+          <w:color w:val="000000" w:themeColor="text1"/>
+          <w:sz w:val="28"/>
+          <w:szCs w:val="28"/>
+        </w:rPr>
+      </w:pPr>
+      <w:r>
+        <w:rPr>
+          <w:rFonts w:ascii="Times New Roman" w:hAnsi="Times New Roman" w:cs="Times New Roman"/>
+          <w:color w:val="000000" w:themeColor="text1"/>
+          <w:sz w:val="28"/>
+          <w:szCs w:val="28"/>
+        </w:rPr>
+        <w:t>Ф5: Есть специи и масло</w:t>
+      </w:r>
+    </w:p>
+    <w:p>
+      <w:pPr>
+        <w:jc w:val="both"/>
+        <w:rPr>
+          <w:rFonts w:ascii="Times New Roman" w:hAnsi="Times New Roman" w:cs="Times New Roman"/>
+          <w:color w:val="000000" w:themeColor="text1"/>
+          <w:sz w:val="28"/>
+          <w:szCs w:val="28"/>
+        </w:rPr>
+      </w:pPr>
+      <w:r>
+        <w:rPr>
+          <w:rFonts w:ascii="Times New Roman" w:hAnsi="Times New Roman" w:cs="Times New Roman"/>
+          <w:b/>
+          <w:bCs/>
+          <w:color w:val="000000" w:themeColor="text1"/>
+          <w:sz w:val="28"/>
+          <w:szCs w:val="28"/>
+        </w:rPr>
+        <w:t>Правила (П)</w:t>
+      </w:r>
+      <w:r>
+        <w:rPr>
+          <w:rFonts w:ascii="Times New Roman" w:hAnsi="Times New Roman" w:cs="Times New Roman"/>
+          <w:color w:val="000000" w:themeColor="text1"/>
+          <w:sz w:val="28"/>
+          <w:szCs w:val="28"/>
+        </w:rPr>
+        <w:t xml:space="preserve"> — логические условия для выполнения действий:</w:t>
+      </w:r>
+    </w:p>
+    <w:p>
+      <w:pPr>
+        <w:numPr>
+          <w:ilvl w:val="0"/>
+          <w:numId w:val="7"/>
+        </w:numPr>
+        <w:jc w:val="both"/>
+        <w:rPr>
+          <w:rFonts w:ascii="Times New Roman" w:hAnsi="Times New Roman" w:cs="Times New Roman"/>
+          <w:color w:val="000000" w:themeColor="text1"/>
+          <w:sz w:val="28"/>
+          <w:szCs w:val="28"/>
+        </w:rPr>
+      </w:pPr>
+      <w:r>
+        <w:rPr>
+          <w:rFonts w:ascii="Times New Roman" w:hAnsi="Times New Roman" w:cs="Times New Roman"/>
+          <w:color w:val="000000" w:themeColor="text1"/>
+          <w:sz w:val="28"/>
+          <w:szCs w:val="28"/>
+        </w:rPr>
+        <w:t>П1: (Ф1 И Ф2 И Ф5) → можно готовить курицу с овощами</w:t>
+      </w:r>
+    </w:p>
+    <w:p>
+      <w:pPr>
+        <w:numPr>
+          <w:ilvl w:val="0"/>
+          <w:numId w:val="7"/>
+        </w:numPr>
+        <w:jc w:val="both"/>
+        <w:rPr>
+          <w:rFonts w:ascii="Times New Roman" w:hAnsi="Times New Roman" w:cs="Times New Roman"/>
+          <w:color w:val="000000" w:themeColor="text1"/>
+          <w:sz w:val="28"/>
+          <w:szCs w:val="28"/>
+        </w:rPr>
+      </w:pPr>
+      <w:r>
+        <w:rPr>
+          <w:rFonts w:ascii="Times New Roman" w:hAnsi="Times New Roman" w:cs="Times New Roman"/>
+          <w:color w:val="000000" w:themeColor="text1"/>
+          <w:sz w:val="28"/>
+          <w:szCs w:val="28"/>
+        </w:rPr>
+        <w:t>П2: (Ф3 И Ф2) → можно готовить рис с овощами</w:t>
+      </w:r>
+    </w:p>
+    <w:p>
+      <w:pPr>
+        <w:numPr>
+          <w:ilvl w:val="0"/>
+          <w:numId w:val="7"/>
+        </w:numPr>
+        <w:jc w:val="both"/>
+        <w:rPr>
+          <w:rFonts w:ascii="Times New Roman" w:hAnsi="Times New Roman" w:cs="Times New Roman"/>
+          <w:color w:val="000000" w:themeColor="text1"/>
+          <w:sz w:val="28"/>
+          <w:szCs w:val="28"/>
+        </w:rPr>
+      </w:pPr>
+      <w:r>
+        <w:rPr>
+          <w:rFonts w:ascii="Times New Roman" w:hAnsi="Times New Roman" w:cs="Times New Roman"/>
+          <w:color w:val="000000" w:themeColor="text1"/>
+          <w:sz w:val="28"/>
+          <w:szCs w:val="28"/>
+        </w:rPr>
+        <w:t>П3: (Ф1 И Ф4) → можно запекать курицу</w:t>
+      </w:r>
+    </w:p>
+    <w:p>
+      <w:pPr>
+        <w:numPr>
+          <w:ilvl w:val="0"/>
+          <w:numId w:val="7"/>
+        </w:numPr>
+        <w:jc w:val="both"/>
+        <w:rPr>
+          <w:rFonts w:ascii="Times New Roman" w:hAnsi="Times New Roman" w:cs="Times New Roman"/>
+          <w:color w:val="000000" w:themeColor="text1"/>
+          <w:sz w:val="28"/>
+          <w:szCs w:val="28"/>
+        </w:rPr>
+      </w:pPr>
+      <w:r>
+        <w:rPr>
+          <w:rFonts w:ascii="Times New Roman" w:hAnsi="Times New Roman" w:cs="Times New Roman"/>
+          <w:color w:val="000000" w:themeColor="text1"/>
+          <w:sz w:val="28"/>
+          <w:szCs w:val="28"/>
+        </w:rPr>
+        <w:t>П4: (Д1 И Д2) → компоненты подготовлены</w:t>
+      </w:r>
+    </w:p>
+    <w:p>
+      <w:pPr>
+        <w:numPr>
+          <w:ilvl w:val="0"/>
+          <w:numId w:val="7"/>
+        </w:numPr>
+        <w:jc w:val="both"/>
+        <w:rPr>
+          <w:rFonts w:ascii="Times New Roman" w:hAnsi="Times New Roman" w:cs="Times New Roman"/>
+          <w:color w:val="000000" w:themeColor="text1"/>
+          <w:sz w:val="28"/>
+          <w:szCs w:val="28"/>
+        </w:rPr>
+      </w:pPr>
+      <w:r>
+        <w:rPr>
+          <w:rFonts w:ascii="Times New Roman" w:hAnsi="Times New Roman" w:cs="Times New Roman"/>
+          <w:color w:val="000000" w:themeColor="text1"/>
+          <w:sz w:val="28"/>
+          <w:szCs w:val="28"/>
+        </w:rPr>
+        <w:t>П5: (Д3 ИЛИ Д4) → есть готовые компоненты для объединения</w:t>
+      </w:r>
+    </w:p>
+    <w:p>
+      <w:pPr>
+        <w:jc w:val="both"/>
+        <w:rPr>
+          <w:rFonts w:ascii="Times New Roman" w:hAnsi="Times New Roman" w:cs="Times New Roman"/>
+          <w:color w:val="000000" w:themeColor="text1"/>
+          <w:sz w:val="28"/>
+          <w:szCs w:val="28"/>
+        </w:rPr>
+      </w:pPr>
+      <w:r>
+        <w:rPr>
+          <w:rFonts w:ascii="Times New Roman" w:hAnsi="Times New Roman" w:cs="Times New Roman"/>
+          <w:b/>
+          <w:bCs/>
+          <w:color w:val="000000" w:themeColor="text1"/>
+          <w:sz w:val="28"/>
+          <w:szCs w:val="28"/>
+        </w:rPr>
+        <w:t>Действия (Д)</w:t>
+      </w:r>
+      <w:r>
+        <w:rPr>
+          <w:rFonts w:ascii="Times New Roman" w:hAnsi="Times New Roman" w:cs="Times New Roman"/>
+          <w:color w:val="000000" w:themeColor="text1"/>
+          <w:sz w:val="28"/>
+          <w:szCs w:val="28"/>
+        </w:rPr>
+        <w:t xml:space="preserve"> — последовательность операций от начального состояния к цели:</w:t>
+      </w:r>
+    </w:p>
+    <w:p>
+      <w:pPr>
+        <w:numPr>
+          <w:ilvl w:val="0"/>
+          <w:numId w:val="8"/>
+        </w:numPr>
+        <w:jc w:val="both"/>
+        <w:rPr>
+          <w:rFonts w:ascii="Times New Roman" w:hAnsi="Times New Roman" w:cs="Times New Roman"/>
+          <w:color w:val="000000" w:themeColor="text1"/>
+          <w:sz w:val="28"/>
+          <w:szCs w:val="28"/>
+        </w:rPr>
+      </w:pPr>
+      <w:r>
+        <w:rPr>
+          <w:rFonts w:ascii="Times New Roman" w:hAnsi="Times New Roman" w:cs="Times New Roman"/>
+          <w:color w:val="000000" w:themeColor="text1"/>
+          <w:sz w:val="28"/>
+          <w:szCs w:val="28"/>
+        </w:rPr>
+        <w:t>Д1: Нарезать овощи</w:t>
+      </w:r>
+    </w:p>
+    <w:p>
+      <w:pPr>
+        <w:numPr>
+          <w:ilvl w:val="0"/>
+          <w:numId w:val="8"/>
+        </w:numPr>
+        <w:jc w:val="both"/>
+        <w:rPr>
+          <w:rFonts w:ascii="Times New Roman" w:hAnsi="Times New Roman" w:cs="Times New Roman"/>
+          <w:color w:val="000000" w:themeColor="text1"/>
+          <w:sz w:val="28"/>
+          <w:szCs w:val="28"/>
+        </w:rPr>
+      </w:pPr>
+      <w:r>
+        <w:rPr>
+          <w:rFonts w:ascii="Times New Roman" w:hAnsi="Times New Roman" w:cs="Times New Roman"/>
+          <w:color w:val="000000" w:themeColor="text1"/>
+          <w:sz w:val="28"/>
+          <w:szCs w:val="28"/>
+        </w:rPr>
+        <w:t>Д2: Подготовить курицу</w:t>
+      </w:r>
+    </w:p>
+    <w:p>
+      <w:pPr>
+        <w:numPr>
+          <w:ilvl w:val="0"/>
+          <w:numId w:val="8"/>
+        </w:numPr>
+        <w:jc w:val="both"/>
+        <w:rPr>
+          <w:rFonts w:ascii="Times New Roman" w:hAnsi="Times New Roman" w:cs="Times New Roman"/>
+          <w:color w:val="000000" w:themeColor="text1"/>
+          <w:sz w:val="28"/>
+          <w:szCs w:val="28"/>
+        </w:rPr>
+      </w:pPr>
+      <w:r>
+        <w:rPr>
+          <w:rFonts w:ascii="Times New Roman" w:hAnsi="Times New Roman" w:cs="Times New Roman"/>
+          <w:color w:val="000000" w:themeColor="text1"/>
+          <w:sz w:val="28"/>
+          <w:szCs w:val="28"/>
+        </w:rPr>
+        <w:t>Д3: Обжарить курицу с овощами</w:t>
+      </w:r>
+    </w:p>
+    <w:p>
+      <w:pPr>
+        <w:numPr>
+          <w:ilvl w:val="0"/>
+          <w:numId w:val="8"/>
+        </w:numPr>
+        <w:jc w:val="both"/>
+        <w:rPr>
+          <w:rFonts w:ascii="Times New Roman" w:hAnsi="Times New Roman" w:cs="Times New Roman"/>
+          <w:color w:val="000000" w:themeColor="text1"/>
+          <w:sz w:val="28"/>
+          <w:szCs w:val="28"/>
+        </w:rPr>
+      </w:pPr>
+      <w:r>
+        <w:rPr>
+          <w:rFonts w:ascii="Times New Roman" w:hAnsi="Times New Roman" w:cs="Times New Roman"/>
+          <w:color w:val="000000" w:themeColor="text1"/>
+          <w:sz w:val="28"/>
+          <w:szCs w:val="28"/>
+        </w:rPr>
+        <w:t>Д4: Отварить рис с овощами</w:t>
+      </w:r>
+    </w:p>
+    <w:p>
+      <w:pPr>
+        <w:numPr>
+          <w:ilvl w:val="0"/>
+          <w:numId w:val="8"/>
+        </w:numPr>
+        <w:jc w:val="both"/>
+        <w:rPr>
+          <w:rFonts w:ascii="Times New Roman" w:hAnsi="Times New Roman" w:cs="Times New Roman"/>
+          <w:color w:val="000000" w:themeColor="text1"/>
+          <w:sz w:val="28"/>
+          <w:szCs w:val="28"/>
+        </w:rPr>
+      </w:pPr>
+      <w:r>
+        <w:rPr>
+          <w:rFonts w:ascii="Times New Roman" w:hAnsi="Times New Roman" w:cs="Times New Roman"/>
+          <w:color w:val="000000" w:themeColor="text1"/>
+          <w:sz w:val="28"/>
+          <w:szCs w:val="28"/>
+        </w:rPr>
+        <w:t>Д5: Запечь курицу в духовке</w:t>
+      </w:r>
+    </w:p>
+    <w:p>
+      <w:pPr>
+        <w:numPr>
+          <w:ilvl w:val="0"/>
+          <w:numId w:val="8"/>
+        </w:numPr>
+        <w:jc w:val="both"/>
+        <w:rPr>
+          <w:rFonts w:ascii="Times New Roman" w:hAnsi="Times New Roman" w:cs="Times New Roman"/>
+          <w:color w:val="000000" w:themeColor="text1"/>
+          <w:sz w:val="28"/>
+          <w:szCs w:val="28"/>
+        </w:rPr>
+      </w:pPr>
+      <w:r>
+        <w:rPr>
+          <w:rFonts w:ascii="Times New Roman" w:hAnsi="Times New Roman" w:cs="Times New Roman"/>
+          <w:color w:val="000000" w:themeColor="text1"/>
+          <w:sz w:val="28"/>
+          <w:szCs w:val="28"/>
+        </w:rPr>
+        <w:t>Д6: Объединить компоненты</w:t>
+      </w:r>
+    </w:p>
+    <w:p>
+      <w:pPr>
+        <w:numPr>
+          <w:ilvl w:val="0"/>
+          <w:numId w:val="8"/>
+        </w:numPr>
+        <w:jc w:val="both"/>
+        <w:rPr>
+          <w:rFonts w:ascii="Times New Roman" w:hAnsi="Times New Roman" w:cs="Times New Roman"/>
+          <w:color w:val="000000" w:themeColor="text1"/>
+          <w:sz w:val="28"/>
+          <w:szCs w:val="28"/>
+        </w:rPr>
+      </w:pPr>
+      <w:r>
+        <w:rPr>
+          <w:rFonts w:ascii="Times New Roman" w:hAnsi="Times New Roman" w:cs="Times New Roman"/>
+          <w:b/>
+          <w:bCs/>
+          <w:color w:val="000000" w:themeColor="text1"/>
+          <w:sz w:val="28"/>
+          <w:szCs w:val="28"/>
+        </w:rPr>
+        <w:lastRenderedPageBreak/>
+        <w:t>Д7: Подать блюдо на стол</w:t>
+      </w:r>
+      <w:r>
+        <w:rPr>
+          <w:rFonts w:ascii="Times New Roman" w:hAnsi="Times New Roman" w:cs="Times New Roman"/>
+          <w:color w:val="000000" w:themeColor="text1"/>
+          <w:sz w:val="28"/>
+          <w:szCs w:val="28"/>
+        </w:rPr>
+        <w:t xml:space="preserve"> (целевое действие)</w:t>
+      </w:r>
+    </w:p>
+    <w:p>
+      <w:pPr>
+        <w:jc w:val="both"/>
+        <w:rPr>
+          <w:rFonts w:ascii="Times New Roman" w:hAnsi="Times New Roman" w:cs="Times New Roman"/>
+          <w:b/>
+          <w:bCs/>
+          <w:color w:val="000000" w:themeColor="text1"/>
+          <w:sz w:val="28"/>
+          <w:szCs w:val="28"/>
+        </w:rPr>
+      </w:pPr>
+      <w:r>
+        <w:rPr>
+          <w:rFonts w:ascii="Times New Roman" w:hAnsi="Times New Roman" w:cs="Times New Roman"/>
+          <w:b/>
+          <w:bCs/>
+          <w:color w:val="000000" w:themeColor="text1"/>
+          <w:sz w:val="28"/>
+          <w:szCs w:val="28"/>
+        </w:rPr>
+        <w:t>Логика работы модели</w:t>
+      </w:r>
+    </w:p>
+    <w:p>
+      <w:pPr>
+        <w:jc w:val="both"/>
+        <w:rPr>
+          <w:rFonts w:ascii="Times New Roman" w:hAnsi="Times New Roman" w:cs="Times New Roman"/>
+          <w:color w:val="000000" w:themeColor="text1"/>
+          <w:sz w:val="28"/>
+          <w:szCs w:val="28"/>
+        </w:rPr>
+      </w:pPr>
+      <w:r>
+        <w:rPr>
+          <w:rFonts w:ascii="Times New Roman" w:hAnsi="Times New Roman" w:cs="Times New Roman"/>
+          <w:color w:val="000000" w:themeColor="text1"/>
+          <w:sz w:val="28"/>
+          <w:szCs w:val="28"/>
+        </w:rPr>
+        <w:t>Граф демонстрирует причинно-следственные связи в процессе приготовления пищи. Система анализирует доступные факты (ингредиенты и оборудование), применяет правила для определения возможных действий и выстраивает цепочку операций от исходного состояния к конечной цели.</w:t>
+      </w:r>
+    </w:p>
+    <w:p>
+      <w:pPr>
+        <w:jc w:val="both"/>
+        <w:rPr>
+          <w:rFonts w:ascii="Times New Roman" w:hAnsi="Times New Roman" w:cs="Times New Roman"/>
+          <w:color w:val="000000" w:themeColor="text1"/>
+          <w:sz w:val="28"/>
+          <w:szCs w:val="28"/>
+        </w:rPr>
+      </w:pPr>
+      <w:r>
+        <w:rPr>
+          <w:rFonts w:ascii="Times New Roman" w:hAnsi="Times New Roman" w:cs="Times New Roman"/>
+          <w:color w:val="000000" w:themeColor="text1"/>
+          <w:sz w:val="28"/>
+          <w:szCs w:val="28"/>
+        </w:rPr>
+        <w:t>Модель позволяет:</w:t>
+      </w:r>
+    </w:p>
+    <w:p>
+      <w:pPr>
+        <w:numPr>
+          <w:ilvl w:val="0"/>
+          <w:numId w:val="9"/>
+        </w:numPr>
+        <w:jc w:val="both"/>
+        <w:rPr>
+          <w:rFonts w:ascii="Times New Roman" w:hAnsi="Times New Roman" w:cs="Times New Roman"/>
+          <w:color w:val="000000" w:themeColor="text1"/>
+          <w:sz w:val="28"/>
+          <w:szCs w:val="28"/>
+        </w:rPr>
+      </w:pPr>
+      <w:r>
+        <w:rPr>
+          <w:rFonts w:ascii="Times New Roman" w:hAnsi="Times New Roman" w:cs="Times New Roman"/>
+          <w:color w:val="000000" w:themeColor="text1"/>
+          <w:sz w:val="28"/>
+          <w:szCs w:val="28"/>
+        </w:rPr>
+        <w:t>Определить, какие блюда можно приготовить при имеющихся ресурсах</w:t>
+      </w:r>
+    </w:p>
+    <w:p>
+      <w:pPr>
+        <w:numPr>
+          <w:ilvl w:val="0"/>
+          <w:numId w:val="9"/>
+        </w:numPr>
+        <w:jc w:val="both"/>
+        <w:rPr>
+          <w:rFonts w:ascii="Times New Roman" w:hAnsi="Times New Roman" w:cs="Times New Roman"/>
+          <w:color w:val="000000" w:themeColor="text1"/>
+          <w:sz w:val="28"/>
+          <w:szCs w:val="28"/>
+        </w:rPr>
+      </w:pPr>
+      <w:r>
+        <w:rPr>
+          <w:rFonts w:ascii="Times New Roman" w:hAnsi="Times New Roman" w:cs="Times New Roman"/>
+          <w:color w:val="000000" w:themeColor="text1"/>
+          <w:sz w:val="28"/>
+          <w:szCs w:val="28"/>
+        </w:rPr>
+        <w:t>Выявить альтернативные пути достижения цели (обжаривание ИЛИ запекание)</w:t>
+      </w:r>
+    </w:p>
+    <w:p>
+      <w:pPr>
+        <w:numPr>
+          <w:ilvl w:val="0"/>
+          <w:numId w:val="9"/>
+        </w:numPr>
+        <w:jc w:val="both"/>
+        <w:rPr>
+          <w:rFonts w:ascii="Times New Roman" w:hAnsi="Times New Roman" w:cs="Times New Roman"/>
+          <w:color w:val="000000" w:themeColor="text1"/>
+          <w:sz w:val="28"/>
+          <w:szCs w:val="28"/>
+        </w:rPr>
+      </w:pPr>
+      <w:r>
+        <w:rPr>
+          <w:rFonts w:ascii="Times New Roman" w:hAnsi="Times New Roman" w:cs="Times New Roman"/>
+          <w:color w:val="000000" w:themeColor="text1"/>
+          <w:sz w:val="28"/>
+          <w:szCs w:val="28"/>
+        </w:rPr>
+        <w:t>Проследить зависимости между действиями (нельзя объединить компоненты, пока они не подготовлены)</w:t>
+      </w:r>
+    </w:p>
+    <w:p>
+      <w:pPr>
+        <w:jc w:val="both"/>
+        <w:rPr>
+          <w:rFonts w:ascii="Times New Roman" w:hAnsi="Times New Roman" w:cs="Times New Roman"/>
+          <w:color w:val="000000" w:themeColor="text1"/>
+          <w:sz w:val="28"/>
+          <w:szCs w:val="28"/>
+        </w:rPr>
+      </w:pPr>
+      <w:r>
+        <w:rPr>
+          <w:rFonts w:ascii="Times New Roman" w:hAnsi="Times New Roman" w:cs="Times New Roman"/>
+          <w:color w:val="000000" w:themeColor="text1"/>
+          <w:sz w:val="28"/>
+          <w:szCs w:val="28"/>
+        </w:rPr>
+        <w:t>Построенный граф соответствует логике работы экспертных систем и демонстрирует, как знания предметной области могут быть формализованы для автоматизированного принятия решений.</w:t>
+      </w:r>
+    </w:p>
+    <w:p>
+      <w:pPr>
+        <w:jc w:val="both"/>
+        <w:rPr>
+          <w:rFonts w:ascii="Times New Roman" w:hAnsi="Times New Roman" w:cs="Times New Roman"/>
+          <w:color w:val="000000" w:themeColor="text1"/>
+          <w:sz w:val="28"/>
+          <w:szCs w:val="28"/>
+        </w:rPr>
+      </w:pPr>
     </w:p>
     <w:p>
       <w:pPr>
@@ -2694,6 +3440,155 @@
     </w:lvl>
   </w:abstractNum>
   <w:abstractNum w:abstractNumId="2" w15:restartNumberingAfterBreak="0">
+    <w:nsid w:val="224F6616"/>
+    <w:multiLevelType w:val="multilevel"/>
+    <w:tmpl w:val="531EF60E"/>
+    <w:lvl w:ilvl="0">
+      <w:start w:val="1"/>
+      <w:numFmt w:val="bullet"/>
+      <w:lvlText w:val=""/>
+      <w:lvlJc w:val="left"/>
+      <w:pPr>
+        <w:tabs>
+          <w:tab w:val="num" w:pos="720"/>
+        </w:tabs>
+        <w:ind w:left="720" w:hanging="360"/>
+      </w:pPr>
+      <w:rPr>
+        <w:rFonts w:ascii="Symbol" w:hAnsi="Symbol" w:hint="default"/>
+        <w:sz w:val="20"/>
+      </w:rPr>
+    </w:lvl>
+    <w:lvl w:ilvl="1" w:tentative="1">
+      <w:start w:val="1"/>
+      <w:numFmt w:val="bullet"/>
+      <w:lvlText w:val="o"/>
+      <w:lvlJc w:val="left"/>
+      <w:pPr>
+        <w:tabs>
+          <w:tab w:val="num" w:pos="1440"/>
+        </w:tabs>
+        <w:ind w:left="1440" w:hanging="360"/>
+      </w:pPr>
+      <w:rPr>
+        <w:rFonts w:ascii="Courier New" w:hAnsi="Courier New" w:hint="default"/>
+        <w:sz w:val="20"/>
+      </w:rPr>
+    </w:lvl>
+    <w:lvl w:ilvl="2" w:tentative="1">
+      <w:start w:val="1"/>
+      <w:numFmt w:val="bullet"/>
+      <w:lvlText w:val=""/>
+      <w:lvlJc w:val="left"/>
+      <w:pPr>
+        <w:tabs>
+          <w:tab w:val="num" w:pos="2160"/>
+        </w:tabs>
+        <w:ind w:left="2160" w:hanging="360"/>
+      </w:pPr>
+      <w:rPr>
+        <w:rFonts w:ascii="Wingdings" w:hAnsi="Wingdings" w:hint="default"/>
+        <w:sz w:val="20"/>
+      </w:rPr>
+    </w:lvl>
+    <w:lvl w:ilvl="3" w:tentative="1">
+      <w:start w:val="1"/>
+      <w:numFmt w:val="bullet"/>
+      <w:lvlText w:val=""/>
+      <w:lvlJc w:val="left"/>
+      <w:pPr>
+        <w:tabs>
+          <w:tab w:val="num" w:pos="2880"/>
+        </w:tabs>
+        <w:ind w:left="2880" w:hanging="360"/>
+      </w:pPr>
+      <w:rPr>
+        <w:rFonts w:ascii="Wingdings" w:hAnsi="Wingdings" w:hint="default"/>
+        <w:sz w:val="20"/>
+      </w:rPr>
+    </w:lvl>
+    <w:lvl w:ilvl="4" w:tentative="1">
+      <w:start w:val="1"/>
+      <w:numFmt w:val="bullet"/>
+      <w:lvlText w:val=""/>
+      <w:lvlJc w:val="left"/>
+      <w:pPr>
+        <w:tabs>
+          <w:tab w:val="num" w:pos="3600"/>
+        </w:tabs>
+        <w:ind w:left="3600" w:hanging="360"/>
+      </w:pPr>
+      <w:rPr>
+        <w:rFonts w:ascii="Wingdings" w:hAnsi="Wingdings" w:hint="default"/>
+        <w:sz w:val="20"/>
+      </w:rPr>
+    </w:lvl>
+    <w:lvl w:ilvl="5" w:tentative="1">
+      <w:start w:val="1"/>
+      <w:numFmt w:val="bullet"/>
+      <w:lvlText w:val=""/>
+      <w:lvlJc w:val="left"/>
+      <w:pPr>
+        <w:tabs>
+          <w:tab w:val="num" w:pos="4320"/>
+        </w:tabs>
+        <w:ind w:left="4320" w:hanging="360"/>
+      </w:pPr>
+      <w:rPr>
+        <w:rFonts w:ascii="Wingdings" w:hAnsi="Wingdings" w:hint="default"/>
+        <w:sz w:val="20"/>
+      </w:rPr>
+    </w:lvl>
+    <w:lvl w:ilvl="6" w:tentative="1">
+      <w:start w:val="1"/>
+      <w:numFmt w:val="bullet"/>
+      <w:lvlText w:val=""/>
+      <w:lvlJc w:val="left"/>
+      <w:pPr>
+        <w:tabs>
+          <w:tab w:val="num" w:pos="5040"/>
+        </w:tabs>
+        <w:ind w:left="5040" w:hanging="360"/>
+      </w:pPr>
+      <w:rPr>
+        <w:rFonts w:ascii="Wingdings" w:hAnsi="Wingdings" w:hint="default"/>
+        <w:sz w:val="20"/>
+      </w:rPr>
+    </w:lvl>
+    <w:lvl w:ilvl="7" w:tentative="1">
+      <w:start w:val="1"/>
+      <w:numFmt w:val="bullet"/>
+      <w:lvlText w:val=""/>
+      <w:lvlJc w:val="left"/>
+      <w:pPr>
+        <w:tabs>
+          <w:tab w:val="num" w:pos="5760"/>
+        </w:tabs>
+        <w:ind w:left="5760" w:hanging="360"/>
+      </w:pPr>
+      <w:rPr>
+        <w:rFonts w:ascii="Wingdings" w:hAnsi="Wingdings" w:hint="default"/>
+        <w:sz w:val="20"/>
+      </w:rPr>
+    </w:lvl>
+    <w:lvl w:ilvl="8" w:tentative="1">
+      <w:start w:val="1"/>
+      <w:numFmt w:val="bullet"/>
+      <w:lvlText w:val=""/>
+      <w:lvlJc w:val="left"/>
+      <w:pPr>
+        <w:tabs>
+          <w:tab w:val="num" w:pos="6480"/>
+        </w:tabs>
+        <w:ind w:left="6480" w:hanging="360"/>
+      </w:pPr>
+      <w:rPr>
+        <w:rFonts w:ascii="Wingdings" w:hAnsi="Wingdings" w:hint="default"/>
+        <w:sz w:val="20"/>
+      </w:rPr>
+    </w:lvl>
+  </w:abstractNum>
+  <w:abstractNum w:abstractNumId="3" w15:restartNumberingAfterBreak="0">
     <w:nsid w:val="35C04F8A"/>
     <w:multiLevelType w:val="multilevel"/>
     <w:tmpl w:val="3864C374"/>
@@ -2842,7 +3737,305 @@
       </w:rPr>
     </w:lvl>
   </w:abstractNum>
-  <w:abstractNum w:abstractNumId="3" w15:restartNumberingAfterBreak="0">
+  <w:abstractNum w:abstractNumId="4" w15:restartNumberingAfterBreak="0">
+    <w:nsid w:val="473A5135"/>
+    <w:multiLevelType w:val="multilevel"/>
+    <w:tmpl w:val="63AAD848"/>
+    <w:lvl w:ilvl="0">
+      <w:start w:val="1"/>
+      <w:numFmt w:val="bullet"/>
+      <w:lvlText w:val=""/>
+      <w:lvlJc w:val="left"/>
+      <w:pPr>
+        <w:tabs>
+          <w:tab w:val="num" w:pos="720"/>
+        </w:tabs>
+        <w:ind w:left="720" w:hanging="360"/>
+      </w:pPr>
+      <w:rPr>
+        <w:rFonts w:ascii="Symbol" w:hAnsi="Symbol" w:hint="default"/>
+        <w:sz w:val="20"/>
+      </w:rPr>
+    </w:lvl>
+    <w:lvl w:ilvl="1" w:tentative="1">
+      <w:start w:val="1"/>
+      <w:numFmt w:val="bullet"/>
+      <w:lvlText w:val="o"/>
+      <w:lvlJc w:val="left"/>
+      <w:pPr>
+        <w:tabs>
+          <w:tab w:val="num" w:pos="1440"/>
+        </w:tabs>
+        <w:ind w:left="1440" w:hanging="360"/>
+      </w:pPr>
+      <w:rPr>
+        <w:rFonts w:ascii="Courier New" w:hAnsi="Courier New" w:hint="default"/>
+        <w:sz w:val="20"/>
+      </w:rPr>
+    </w:lvl>
+    <w:lvl w:ilvl="2" w:tentative="1">
+      <w:start w:val="1"/>
+      <w:numFmt w:val="bullet"/>
+      <w:lvlText w:val=""/>
+      <w:lvlJc w:val="left"/>
+      <w:pPr>
+        <w:tabs>
+          <w:tab w:val="num" w:pos="2160"/>
+        </w:tabs>
+        <w:ind w:left="2160" w:hanging="360"/>
+      </w:pPr>
+      <w:rPr>
+        <w:rFonts w:ascii="Wingdings" w:hAnsi="Wingdings" w:hint="default"/>
+        <w:sz w:val="20"/>
+      </w:rPr>
+    </w:lvl>
+    <w:lvl w:ilvl="3" w:tentative="1">
+      <w:start w:val="1"/>
+      <w:numFmt w:val="bullet"/>
+      <w:lvlText w:val=""/>
+      <w:lvlJc w:val="left"/>
+      <w:pPr>
+        <w:tabs>
+          <w:tab w:val="num" w:pos="2880"/>
+        </w:tabs>
+        <w:ind w:left="2880" w:hanging="360"/>
+      </w:pPr>
+      <w:rPr>
+        <w:rFonts w:ascii="Wingdings" w:hAnsi="Wingdings" w:hint="default"/>
+        <w:sz w:val="20"/>
+      </w:rPr>
+    </w:lvl>
+    <w:lvl w:ilvl="4" w:tentative="1">
+      <w:start w:val="1"/>
+      <w:numFmt w:val="bullet"/>
+      <w:lvlText w:val=""/>
+      <w:lvlJc w:val="left"/>
+      <w:pPr>
+        <w:tabs>
+          <w:tab w:val="num" w:pos="3600"/>
+        </w:tabs>
+        <w:ind w:left="3600" w:hanging="360"/>
+      </w:pPr>
+      <w:rPr>
+        <w:rFonts w:ascii="Wingdings" w:hAnsi="Wingdings" w:hint="default"/>
+        <w:sz w:val="20"/>
+      </w:rPr>
+    </w:lvl>
+    <w:lvl w:ilvl="5" w:tentative="1">
+      <w:start w:val="1"/>
+      <w:numFmt w:val="bullet"/>
+      <w:lvlText w:val=""/>
+      <w:lvlJc w:val="left"/>
+      <w:pPr>
+        <w:tabs>
+          <w:tab w:val="num" w:pos="4320"/>
+        </w:tabs>
+        <w:ind w:left="4320" w:hanging="360"/>
+      </w:pPr>
+      <w:rPr>
+        <w:rFonts w:ascii="Wingdings" w:hAnsi="Wingdings" w:hint="default"/>
+        <w:sz w:val="20"/>
+      </w:rPr>
+    </w:lvl>
+    <w:lvl w:ilvl="6" w:tentative="1">
+      <w:start w:val="1"/>
+      <w:numFmt w:val="bullet"/>
+      <w:lvlText w:val=""/>
+      <w:lvlJc w:val="left"/>
+      <w:pPr>
+        <w:tabs>
+          <w:tab w:val="num" w:pos="5040"/>
+        </w:tabs>
+        <w:ind w:left="5040" w:hanging="360"/>
+      </w:pPr>
+      <w:rPr>
+        <w:rFonts w:ascii="Wingdings" w:hAnsi="Wingdings" w:hint="default"/>
+        <w:sz w:val="20"/>
+      </w:rPr>
+    </w:lvl>
+    <w:lvl w:ilvl="7" w:tentative="1">
+      <w:start w:val="1"/>
+      <w:numFmt w:val="bullet"/>
+      <w:lvlText w:val=""/>
+      <w:lvlJc w:val="left"/>
+      <w:pPr>
+        <w:tabs>
+          <w:tab w:val="num" w:pos="5760"/>
+        </w:tabs>
+        <w:ind w:left="5760" w:hanging="360"/>
+      </w:pPr>
+      <w:rPr>
+        <w:rFonts w:ascii="Wingdings" w:hAnsi="Wingdings" w:hint="default"/>
+        <w:sz w:val="20"/>
+      </w:rPr>
+    </w:lvl>
+    <w:lvl w:ilvl="8" w:tentative="1">
+      <w:start w:val="1"/>
+      <w:numFmt w:val="bullet"/>
+      <w:lvlText w:val=""/>
+      <w:lvlJc w:val="left"/>
+      <w:pPr>
+        <w:tabs>
+          <w:tab w:val="num" w:pos="6480"/>
+        </w:tabs>
+        <w:ind w:left="6480" w:hanging="360"/>
+      </w:pPr>
+      <w:rPr>
+        <w:rFonts w:ascii="Wingdings" w:hAnsi="Wingdings" w:hint="default"/>
+        <w:sz w:val="20"/>
+      </w:rPr>
+    </w:lvl>
+  </w:abstractNum>
+  <w:abstractNum w:abstractNumId="5" w15:restartNumberingAfterBreak="0">
+    <w:nsid w:val="4A1A06EB"/>
+    <w:multiLevelType w:val="multilevel"/>
+    <w:tmpl w:val="4DFAEE98"/>
+    <w:lvl w:ilvl="0">
+      <w:start w:val="1"/>
+      <w:numFmt w:val="bullet"/>
+      <w:lvlText w:val=""/>
+      <w:lvlJc w:val="left"/>
+      <w:pPr>
+        <w:tabs>
+          <w:tab w:val="num" w:pos="720"/>
+        </w:tabs>
+        <w:ind w:left="720" w:hanging="360"/>
+      </w:pPr>
+      <w:rPr>
+        <w:rFonts w:ascii="Symbol" w:hAnsi="Symbol" w:hint="default"/>
+        <w:sz w:val="20"/>
+      </w:rPr>
+    </w:lvl>
+    <w:lvl w:ilvl="1" w:tentative="1">
+      <w:start w:val="1"/>
+      <w:numFmt w:val="bullet"/>
+      <w:lvlText w:val="o"/>
+      <w:lvlJc w:val="left"/>
+      <w:pPr>
+        <w:tabs>
+          <w:tab w:val="num" w:pos="1440"/>
+        </w:tabs>
+        <w:ind w:left="1440" w:hanging="360"/>
+      </w:pPr>
+      <w:rPr>
+        <w:rFonts w:ascii="Courier New" w:hAnsi="Courier New" w:hint="default"/>
+        <w:sz w:val="20"/>
+      </w:rPr>
+    </w:lvl>
+    <w:lvl w:ilvl="2" w:tentative="1">
+      <w:start w:val="1"/>
+      <w:numFmt w:val="bullet"/>
+      <w:lvlText w:val=""/>
+      <w:lvlJc w:val="left"/>
+      <w:pPr>
+        <w:tabs>
+          <w:tab w:val="num" w:pos="2160"/>
+        </w:tabs>
+        <w:ind w:left="2160" w:hanging="360"/>
+      </w:pPr>
+      <w:rPr>
+        <w:rFonts w:ascii="Wingdings" w:hAnsi="Wingdings" w:hint="default"/>
+        <w:sz w:val="20"/>
+      </w:rPr>
+    </w:lvl>
+    <w:lvl w:ilvl="3" w:tentative="1">
+      <w:start w:val="1"/>
+      <w:numFmt w:val="bullet"/>
+      <w:lvlText w:val=""/>
+      <w:lvlJc w:val="left"/>
+      <w:pPr>
+        <w:tabs>
+          <w:tab w:val="num" w:pos="2880"/>
+        </w:tabs>
+        <w:ind w:left="2880" w:hanging="360"/>
+      </w:pPr>
+      <w:rPr>
+        <w:rFonts w:ascii="Wingdings" w:hAnsi="Wingdings" w:hint="default"/>
+        <w:sz w:val="20"/>
+      </w:rPr>
+    </w:lvl>
+    <w:lvl w:ilvl="4" w:tentative="1">
+      <w:start w:val="1"/>
+      <w:numFmt w:val="bullet"/>
+      <w:lvlText w:val=""/>
+      <w:lvlJc w:val="left"/>
+      <w:pPr>
+        <w:tabs>
+          <w:tab w:val="num" w:pos="3600"/>
+        </w:tabs>
+        <w:ind w:left="3600" w:hanging="360"/>
+      </w:pPr>
+      <w:rPr>
+        <w:rFonts w:ascii="Wingdings" w:hAnsi="Wingdings" w:hint="default"/>
+        <w:sz w:val="20"/>
+      </w:rPr>
+    </w:lvl>
+    <w:lvl w:ilvl="5" w:tentative="1">
+      <w:start w:val="1"/>
+      <w:numFmt w:val="bullet"/>
+      <w:lvlText w:val=""/>
+      <w:lvlJc w:val="left"/>
+      <w:pPr>
+        <w:tabs>
+          <w:tab w:val="num" w:pos="4320"/>
+        </w:tabs>
+        <w:ind w:left="4320" w:hanging="360"/>
+      </w:pPr>
+      <w:rPr>
+        <w:rFonts w:ascii="Wingdings" w:hAnsi="Wingdings" w:hint="default"/>
+        <w:sz w:val="20"/>
+      </w:rPr>
+    </w:lvl>
+    <w:lvl w:ilvl="6" w:tentative="1">
+      <w:start w:val="1"/>
+      <w:numFmt w:val="bullet"/>
+      <w:lvlText w:val=""/>
+      <w:lvlJc w:val="left"/>
+      <w:pPr>
+        <w:tabs>
+          <w:tab w:val="num" w:pos="5040"/>
+        </w:tabs>
+        <w:ind w:left="5040" w:hanging="360"/>
+      </w:pPr>
+      <w:rPr>
+        <w:rFonts w:ascii="Wingdings" w:hAnsi="Wingdings" w:hint="default"/>
+        <w:sz w:val="20"/>
+      </w:rPr>
+    </w:lvl>
+    <w:lvl w:ilvl="7" w:tentative="1">
+      <w:start w:val="1"/>
+      <w:numFmt w:val="bullet"/>
+      <w:lvlText w:val=""/>
+      <w:lvlJc w:val="left"/>
+      <w:pPr>
+        <w:tabs>
+          <w:tab w:val="num" w:pos="5760"/>
+        </w:tabs>
+        <w:ind w:left="5760" w:hanging="360"/>
+      </w:pPr>
+      <w:rPr>
+        <w:rFonts w:ascii="Wingdings" w:hAnsi="Wingdings" w:hint="default"/>
+        <w:sz w:val="20"/>
+      </w:rPr>
+    </w:lvl>
+    <w:lvl w:ilvl="8" w:tentative="1">
+      <w:start w:val="1"/>
+      <w:numFmt w:val="bullet"/>
+      <w:lvlText w:val=""/>
+      <w:lvlJc w:val="left"/>
+      <w:pPr>
+        <w:tabs>
+          <w:tab w:val="num" w:pos="6480"/>
+        </w:tabs>
+        <w:ind w:left="6480" w:hanging="360"/>
+      </w:pPr>
+      <w:rPr>
+        <w:rFonts w:ascii="Wingdings" w:hAnsi="Wingdings" w:hint="default"/>
+        <w:sz w:val="20"/>
+      </w:rPr>
+    </w:lvl>
+  </w:abstractNum>
+  <w:abstractNum w:abstractNumId="6" w15:restartNumberingAfterBreak="0">
     <w:nsid w:val="4F221F3D"/>
     <w:multiLevelType w:val="multilevel"/>
     <w:tmpl w:val="514C5F0E"/>
@@ -2991,7 +4184,156 @@
       </w:rPr>
     </w:lvl>
   </w:abstractNum>
-  <w:abstractNum w:abstractNumId="4" w15:restartNumberingAfterBreak="0">
+  <w:abstractNum w:abstractNumId="7" w15:restartNumberingAfterBreak="0">
+    <w:nsid w:val="6721224F"/>
+    <w:multiLevelType w:val="multilevel"/>
+    <w:tmpl w:val="F266F4FA"/>
+    <w:lvl w:ilvl="0">
+      <w:start w:val="1"/>
+      <w:numFmt w:val="bullet"/>
+      <w:lvlText w:val=""/>
+      <w:lvlJc w:val="left"/>
+      <w:pPr>
+        <w:tabs>
+          <w:tab w:val="num" w:pos="720"/>
+        </w:tabs>
+        <w:ind w:left="720" w:hanging="360"/>
+      </w:pPr>
+      <w:rPr>
+        <w:rFonts w:ascii="Symbol" w:hAnsi="Symbol" w:hint="default"/>
+        <w:sz w:val="20"/>
+      </w:rPr>
+    </w:lvl>
+    <w:lvl w:ilvl="1" w:tentative="1">
+      <w:start w:val="1"/>
+      <w:numFmt w:val="bullet"/>
+      <w:lvlText w:val="o"/>
+      <w:lvlJc w:val="left"/>
+      <w:pPr>
+        <w:tabs>
+          <w:tab w:val="num" w:pos="1440"/>
+        </w:tabs>
+        <w:ind w:left="1440" w:hanging="360"/>
+      </w:pPr>
+      <w:rPr>
+        <w:rFonts w:ascii="Courier New" w:hAnsi="Courier New" w:hint="default"/>
+        <w:sz w:val="20"/>
+      </w:rPr>
+    </w:lvl>
+    <w:lvl w:ilvl="2" w:tentative="1">
+      <w:start w:val="1"/>
+      <w:numFmt w:val="bullet"/>
+      <w:lvlText w:val=""/>
+      <w:lvlJc w:val="left"/>
+      <w:pPr>
+        <w:tabs>
+          <w:tab w:val="num" w:pos="2160"/>
+        </w:tabs>
+        <w:ind w:left="2160" w:hanging="360"/>
+      </w:pPr>
+      <w:rPr>
+        <w:rFonts w:ascii="Wingdings" w:hAnsi="Wingdings" w:hint="default"/>
+        <w:sz w:val="20"/>
+      </w:rPr>
+    </w:lvl>
+    <w:lvl w:ilvl="3" w:tentative="1">
+      <w:start w:val="1"/>
+      <w:numFmt w:val="bullet"/>
+      <w:lvlText w:val=""/>
+      <w:lvlJc w:val="left"/>
+      <w:pPr>
+        <w:tabs>
+          <w:tab w:val="num" w:pos="2880"/>
+        </w:tabs>
+        <w:ind w:left="2880" w:hanging="360"/>
+      </w:pPr>
+      <w:rPr>
+        <w:rFonts w:ascii="Wingdings" w:hAnsi="Wingdings" w:hint="default"/>
+        <w:sz w:val="20"/>
+      </w:rPr>
+    </w:lvl>
+    <w:lvl w:ilvl="4" w:tentative="1">
+      <w:start w:val="1"/>
+      <w:numFmt w:val="bullet"/>
+      <w:lvlText w:val=""/>
+      <w:lvlJc w:val="left"/>
+      <w:pPr>
+        <w:tabs>
+          <w:tab w:val="num" w:pos="3600"/>
+        </w:tabs>
+        <w:ind w:left="3600" w:hanging="360"/>
+      </w:pPr>
+      <w:rPr>
+        <w:rFonts w:ascii="Wingdings" w:hAnsi="Wingdings" w:hint="default"/>
+        <w:sz w:val="20"/>
+      </w:rPr>
+    </w:lvl>
+    <w:lvl w:ilvl="5" w:tentative="1">
+      <w:start w:val="1"/>
+      <w:numFmt w:val="bullet"/>
+      <w:lvlText w:val=""/>
+      <w:lvlJc w:val="left"/>
+      <w:pPr>
+        <w:tabs>
+          <w:tab w:val="num" w:pos="4320"/>
+        </w:tabs>
+        <w:ind w:left="4320" w:hanging="360"/>
+      </w:pPr>
+      <w:rPr>
+        <w:rFonts w:ascii="Wingdings" w:hAnsi="Wingdings" w:hint="default"/>
+        <w:sz w:val="20"/>
+      </w:rPr>
+    </w:lvl>
+    <w:lvl w:ilvl="6" w:tentative="1">
+      <w:start w:val="1"/>
+      <w:numFmt w:val="bullet"/>
+      <w:lvlText w:val=""/>
+      <w:lvlJc w:val="left"/>
+      <w:pPr>
+        <w:tabs>
+          <w:tab w:val="num" w:pos="5040"/>
+        </w:tabs>
+        <w:ind w:left="5040" w:hanging="360"/>
+      </w:pPr>
+      <w:rPr>
+        <w:rFonts w:ascii="Wingdings" w:hAnsi="Wingdings" w:hint="default"/>
+        <w:sz w:val="20"/>
+      </w:rPr>
+    </w:lvl>
+    <w:lvl w:ilvl="7" w:tentative="1">
+      <w:start w:val="1"/>
+      <w:numFmt w:val="bullet"/>
+      <w:lvlText w:val=""/>
+      <w:lvlJc w:val="left"/>
+      <w:pPr>
+        <w:tabs>
+          <w:tab w:val="num" w:pos="5760"/>
+        </w:tabs>
+        <w:ind w:left="5760" w:hanging="360"/>
+      </w:pPr>
+      <w:rPr>
+        <w:rFonts w:ascii="Wingdings" w:hAnsi="Wingdings" w:hint="default"/>
+        <w:sz w:val="20"/>
+      </w:rPr>
+    </w:lvl>
+    <w:lvl w:ilvl="8" w:tentative="1">
+      <w:start w:val="1"/>
+      <w:numFmt w:val="bullet"/>
+      <w:lvlText w:val=""/>
+      <w:lvlJc w:val="left"/>
+      <w:pPr>
+        <w:tabs>
+          <w:tab w:val="num" w:pos="6480"/>
+        </w:tabs>
+        <w:ind w:left="6480" w:hanging="360"/>
+      </w:pPr>
+      <w:rPr>
+        <w:rFonts w:ascii="Wingdings" w:hAnsi="Wingdings" w:hint="default"/>
+        <w:sz w:val="20"/>
+      </w:rPr>
+    </w:lvl>
+  </w:abstractNum>
+  <w:abstractNum w:abstractNumId="8" w15:restartNumberingAfterBreak="0">
     <w:nsid w:val="778B5E73"/>
     <w:multiLevelType w:val="multilevel"/>
     <w:tmpl w:val="7DC8EB76"/>
@@ -3147,12 +4489,24 @@
     <w:abstractNumId w:val="1"/>
   </w:num>
   <w:num w:numId="3" w16cid:durableId="231279685">
+    <w:abstractNumId w:val="6"/>
+  </w:num>
+  <w:num w:numId="4" w16cid:durableId="1179589327">
+    <w:abstractNumId w:val="8"/>
+  </w:num>
+  <w:num w:numId="5" w16cid:durableId="2010019207">
     <w:abstractNumId w:val="3"/>
   </w:num>
-  <w:num w:numId="4" w16cid:durableId="1179589327">
+  <w:num w:numId="6" w16cid:durableId="1570460051">
     <w:abstractNumId w:val="4"/>
   </w:num>
-  <w:num w:numId="5" w16cid:durableId="2010019207">
+  <w:num w:numId="7" w16cid:durableId="1676034891">
+    <w:abstractNumId w:val="5"/>
+  </w:num>
+  <w:num w:numId="8" w16cid:durableId="1571381485">
+    <w:abstractNumId w:val="7"/>
+  </w:num>
+  <w:num w:numId="9" w16cid:durableId="26495892">
     <w:abstractNumId w:val="2"/>
   </w:num>
 </w:numbering>
@@ -3493,6 +4847,28 @@
       <w:szCs w:val="26"/>
     </w:rPr>
   </w:style>
+  <w:style w:type="paragraph" w:styleId="3">
+    <w:name w:val="heading 3"/>
+    <w:basedOn w:val="a"/>
+    <w:next w:val="a"/>
+    <w:link w:val="30"/>
+    <w:semiHidden/>
+    <w:unhideWhenUsed/>
+    <w:qFormat/>
+    <w:rsid w:val="006F2E85"/>
+    <w:pPr>
+      <w:keepNext/>
+      <w:keepLines/>
+      <w:spacing w:before="40" w:after="0"/>
+      <w:outlineLvl w:val="2"/>
+    </w:pPr>
+    <w:rPr>
+      <w:rFonts w:asciiTheme="majorHAnsi" w:eastAsiaTheme="majorEastAsia" w:hAnsiTheme="majorHAnsi" w:cstheme="majorBidi"/>
+      <w:color w:val="1F4D78" w:themeColor="accent1" w:themeShade="7F"/>
+      <w:sz w:val="24"/>
+      <w:szCs w:val="24"/>
+    </w:rPr>
+  </w:style>
   <w:style w:type="character" w:default="1" w:styleId="a0">
     <w:name w:val="Default Paragraph Font"/>
     <w:uiPriority w:val="1"/>
@@ -3589,6 +4965,20 @@
       <w:color w:val="000000" w:themeColor="text1"/>
       <w:sz w:val="30"/>
       <w:szCs w:val="26"/>
+      <w:lang w:eastAsia="en-US"/>
+    </w:rPr>
+  </w:style>
+  <w:style w:type="character" w:customStyle="1" w:styleId="30">
+    <w:name w:val="Заголовок 3 Знак"/>
+    <w:basedOn w:val="a0"/>
+    <w:link w:val="3"/>
+    <w:semiHidden/>
+    <w:rsid w:val="006F2E85"/>
+    <w:rPr>
+      <w:rFonts w:asciiTheme="majorHAnsi" w:eastAsiaTheme="majorEastAsia" w:hAnsiTheme="majorHAnsi" w:cstheme="majorBidi"/>
+      <w:color w:val="1F4D78" w:themeColor="accent1" w:themeShade="7F"/>
+      <w:sz w:val="24"/>
+      <w:szCs w:val="24"/>
       <w:lang w:eastAsia="en-US"/>
     </w:rPr>
   </w:style>
